--- a/profiles/Pair_01_questionnaire.docx
+++ b/profiles/Pair_01_questionnaire.docx
@@ -16,7 +16,7 @@
         <w:spacing w:after="160"/>
       </w:pPr>
       <w:r>
-        <w:t xml:space="preserve">You will be presented with a pair of dating profiles selected from an online dating site. Evaluate the pair independently and base your judgments only on the information provided in the profiles below. Rate the pair on four compatibility dimensions followed by an overall compatibility assessment.</w:t>
+        <w:t xml:space="preserve">You will be presented with pairs of dating profiles selected from an online dating site. Evaluate each pair independently and base your judgments only on the information provided in the profiles. You will rate each pair on four compatibility dimensions followed by an overall compatibility assessment.</w:t>
       </w:r>
     </w:p>
     <w:p>
@@ -65,7 +65,7 @@
     </w:p>
     <w:p>
       <w:pPr>
-        <w:spacing w:after="120" w:before="120"/>
+        <w:spacing w:after="120" w:before="200"/>
       </w:pPr>
       <w:r>
         <w:rPr>
@@ -109,12 +109,8 @@
     </w:p>
     <w:p>
       <w:pPr>
-        <w:pStyle w:val="Heading2"/>
-        <w:spacing w:after="160" w:before="200"/>
-      </w:pPr>
-      <w:r>
-        <w:t xml:space="preserve">Questions</w:t>
-      </w:r>
+        <w:spacing w:after="80"/>
+      </w:pPr>
     </w:p>
     <w:p>
       <w:pPr>
@@ -126,7 +122,7 @@
     </w:p>
     <w:p>
       <w:pPr>
-        <w:spacing w:after="60"/>
+        <w:spacing w:after="80"/>
       </w:pPr>
       <w:r>
         <w:t xml:space="preserve">2. Which of the following best describes how these profiles were constructed:</w:t>
@@ -156,7 +152,7 @@
         <w:ind w:left="720"/>
       </w:pPr>
       <w:r>
-        <w:t xml:space="preserve">c. Written through human-AI collaboration</w:t>
+        <w:t xml:space="preserve">c. Written by human-AI collaboration</w:t>
       </w:r>
     </w:p>
     <w:p>
@@ -172,7 +168,7 @@
         <w:spacing w:after="160"/>
       </w:pPr>
       <w:r>
-        <w:t xml:space="preserve">4. How confident are you in your social and demographic rating? (0 = Not at all confident, 100 = Extremely confident)</w:t>
+        <w:t xml:space="preserve">4. How confident are you in your compatibility rating on social and demographic characteristics? (0 = Not at all confident, 100 = Extremely confident)</w:t>
       </w:r>
     </w:p>
     <w:p>
@@ -188,7 +184,7 @@
         <w:spacing w:after="160"/>
       </w:pPr>
       <w:r>
-        <w:t xml:space="preserve">6. How confident are you in your psychological compatibility rating? (0 = Not at all confident, 100 = Extremely confident)?</w:t>
+        <w:t xml:space="preserve">6. How confident are you in your compatibility rating of their psychological characteristics? (0 = Not at all confident, 100 = Extremely confident)?</w:t>
       </w:r>
     </w:p>
     <w:p>
@@ -204,7 +200,7 @@
         <w:spacing w:after="160"/>
       </w:pPr>
       <w:r>
-        <w:t xml:space="preserve">8. How confident are you in your hobbies, lifestyle, and interests compatibility rating? (0 = Not at all confident, 100 = Extremely confident)?</w:t>
+        <w:t xml:space="preserve">8. How confident are you in your compatibility rating of their hobbies, lifestyle, and interests? (0 = Not at all confident, 100 = Extremely confident)?</w:t>
       </w:r>
     </w:p>
     <w:p>
@@ -220,7 +216,7 @@
         <w:spacing w:after="160"/>
       </w:pPr>
       <w:r>
-        <w:t xml:space="preserve">10. How confident are you in your partner-expectation compatibility rating? (0 = Not at all confident, 100 = Extremely confident)</w:t>
+        <w:t xml:space="preserve">10. How confident are you in your compatibility rating of partner expectations? (0 = Not at all confident, 100 = Extremely confident)</w:t>
       </w:r>
     </w:p>
     <w:p>
@@ -241,22 +237,52 @@
     </w:p>
     <w:p>
       <w:pPr>
-        <w:spacing w:after="160"/>
-      </w:pPr>
-      <w:r>
-        <w:t xml:space="preserve">13. List the five most important factors that influenced your overall compatibility rating, ordered from most important to least important. For each factor, briefly indicate whether it increased or decreased compatibility.</w:t>
-      </w:r>
-    </w:p>
-    <w:p>
-      <w:pPr>
-        <w:spacing w:before="120"/>
-      </w:pPr>
-      <w:r>
-        <w:rPr>
-          <w:i/>
-          <w:iCs/>
-        </w:rPr>
-        <w:t xml:space="preserve">Please return your responses in numbered order and provide one numeric value for each scale item.</w:t>
+        <w:spacing w:after="80"/>
+      </w:pPr>
+      <w:r>
+        <w:t xml:space="preserve">13. List up to five distinct factors that most influenced your overall compatibility rating, ordered from most important to least important. If you have more than five distinct factors, create a sixth factor labeled “Other” to account for all the factors that did not fit into the first five.</w:t>
+      </w:r>
+    </w:p>
+    <w:p>
+      <w:pPr>
+        <w:spacing w:after="60"/>
+      </w:pPr>
+      <w:r>
+        <w:t xml:space="preserve">For each factor:</w:t>
+      </w:r>
+    </w:p>
+    <w:p>
+      <w:pPr>
+        <w:spacing w:after="40"/>
+        <w:ind w:left="720"/>
+      </w:pPr>
+      <w:r>
+        <w:t xml:space="preserve">(1) Briefly indicate whether it increased or decreased compatibility; and</w:t>
+      </w:r>
+    </w:p>
+    <w:p>
+      <w:pPr>
+        <w:spacing w:after="160"/>
+        <w:ind w:left="720"/>
+      </w:pPr>
+      <w:r>
+        <w:t xml:space="preserve">(2) Distribute 100 points over all factors you just listed relative to their importance toward your overall compatibility rating. Assign more points based on the importance of the factor. However, the total points assigned to all factors must add to 100.</w:t>
+      </w:r>
+    </w:p>
+    <w:p>
+      <w:pPr>
+        <w:spacing w:after="160"/>
+      </w:pPr>
+      <w:r>
+        <w:t xml:space="preserve">Please return a numeric value for Items 1 through 12.</w:t>
+      </w:r>
+    </w:p>
+    <w:p>
+      <w:pPr>
+        <w:spacing w:after="160"/>
+      </w:pPr>
+      <w:r>
+        <w:t xml:space="preserve">For Item 13, return an ordered list of distinct factors, indicating whether the factor increased or decreased compatibility. In addition, for each factor return a numeric value of relative importance.</w:t>
       </w:r>
     </w:p>
     <w:sectPr>

--- a/profiles/Pair_01_questionnaire.docx
+++ b/profiles/Pair_01_questionnaire.docx
@@ -8,7 +8,7 @@
         <w:spacing w:after="200"/>
       </w:pPr>
       <w:r>
-        <w:t xml:space="preserve">Profile Pair Compatibility Questionnaire — Pair 1</w:t>
+        <w:t xml:space="preserve">Profile Pair Compatibility Questionnaire: Pair 1</w:t>
       </w:r>
     </w:p>
     <w:p>
@@ -36,7 +36,7 @@
         <w:spacing w:after="160"/>
       </w:pPr>
       <w:r>
-        <w:t xml:space="preserve">I'm 31, a civil engineer for the county — bridges and culverts, mostly. My degree is from the state university. Five foot eleven, average build, white. Agnostic, though I put no real effort into it. I grew up two hours from here, in the town where my parents still live.</w:t>
+        <w:t xml:space="preserve">I'm 31, a civil engineer for the county, bridges and culverts, mostly. My degree is from the state university. Five foot eleven, average build, white. Agnostic, though I put no real effort into it. I grew up two hours from here, in the town where my parents still live.</w:t>
       </w:r>
     </w:p>
     <w:p>
@@ -52,7 +52,7 @@
         <w:spacing w:after="160"/>
       </w:pPr>
       <w:r>
-        <w:t xml:space="preserve">There's an old frame I've been rebuilding in the garage since spring. Otherwise it's forty or fifty miles whenever the weather and the calendar cooperate. I cook a proper meal most evenings — the best part of my day — usually with records on rather than a playlist.</w:t>
+        <w:t xml:space="preserve">There's an old frame I've been rebuilding in the garage since spring. Otherwise it's forty or fifty miles whenever the weather and the calendar cooperate. I cook a proper meal most evenings, the best part of my day, usually with records on rather than a playlist.</w:t>
       </w:r>
     </w:p>
     <w:p>
@@ -80,7 +80,7 @@
         <w:spacing w:after="160"/>
       </w:pPr>
       <w:r>
-        <w:t xml:space="preserve">I'm 29 and I work as a physical therapist at an outpatient clinic — college degree, then the clinical qualification. Five foot six with an average build, white. Religion rarely crosses my mind; agnostic would be the accurate word. My mother and two brothers are an hour north, where I grew up.</w:t>
+        <w:t xml:space="preserve">I'm 29 and I work as a physical therapist at an outpatient clinic, college degree, then the clinical qualification. Five foot six with an average build, white. Religion rarely crosses my mind; agnostic would be the accurate word. My mother and two brothers are an hour north, where I grew up.</w:t>
       </w:r>
     </w:p>
     <w:p>

--- a/profiles/Pair_01_questionnaire.docx
+++ b/profiles/Pair_01_questionnaire.docx
@@ -5,23 +5,22 @@
     <w:p>
       <w:pPr>
         <w:pStyle w:val="Heading1"/>
-        <w:spacing w:after="200"/>
-      </w:pPr>
-      <w:r>
-        <w:t xml:space="preserve">Profile Pair Compatibility Questionnaire: Pair 1</w:t>
-      </w:r>
-    </w:p>
-    <w:p>
-      <w:pPr>
-        <w:spacing w:after="160"/>
-      </w:pPr>
-      <w:r>
-        <w:t xml:space="preserve">You will be presented with pairs of dating profiles selected from an online dating site. Evaluate each pair independently and base your judgments only on the information provided in the profiles. You will rate each pair on four compatibility dimensions followed by an overall compatibility assessment.</w:t>
-      </w:r>
-    </w:p>
-    <w:p>
-      <w:pPr>
-        <w:spacing w:after="120" w:before="120"/>
+      </w:pPr>
+      <w:r>
+        <w:t xml:space="preserve">Profile Pair Compatibility Questionnaire — Pair 1</w:t>
+      </w:r>
+    </w:p>
+    <w:p>
+      <w:pPr>
+        <w:spacing w:after="300"/>
+      </w:pPr>
+      <w:r>
+        <w:t xml:space="preserve">You will be presented with a pair of dating profiles selected from an online dating site. Evaluate the pair independently and base your judgments only on the information provided in the profiles below. Rate the pair on four compatibility dimensions followed by an overall compatibility assessment.</w:t>
+      </w:r>
+    </w:p>
+    <w:p>
+      <w:pPr>
+        <w:spacing w:after="100" w:before="200"/>
       </w:pPr>
       <w:r>
         <w:rPr>
@@ -33,39 +32,39 @@
     </w:p>
     <w:p>
       <w:pPr>
-        <w:spacing w:after="160"/>
-      </w:pPr>
-      <w:r>
-        <w:t xml:space="preserve">I'm 31, a civil engineer for the county, bridges and culverts, mostly. My degree is from the state university. Five foot eleven, average build, white. Agnostic, though I put no real effort into it. I grew up two hours from here, in the town where my parents still live.</w:t>
-      </w:r>
-    </w:p>
-    <w:p>
-      <w:pPr>
-        <w:spacing w:after="160"/>
-      </w:pPr>
-      <w:r>
-        <w:t xml:space="preserve">People tell me I'm easy to be around, and I think they're mostly right. I notice when somebody has had a difficult week and I generally say so, which a few people find intrusive. I have never once been late collecting anybody from an airport. In a group I'll happily book the table and let somebody else run the evening.</w:t>
-      </w:r>
-    </w:p>
-    <w:p>
-      <w:pPr>
-        <w:spacing w:after="160"/>
-      </w:pPr>
-      <w:r>
-        <w:t xml:space="preserve">There's an old frame I've been rebuilding in the garage since spring. Otherwise it's forty or fifty miles whenever the weather and the calendar cooperate. I cook a proper meal most evenings, the best part of my day, usually with records on rather than a playlist.</w:t>
-      </w:r>
-    </w:p>
-    <w:p>
-      <w:pPr>
-        <w:spacing w:after="160"/>
-      </w:pPr>
-      <w:r>
-        <w:t xml:space="preserve">Message me if you ride, or if you want to learn. It would help if you can make me laugh. One thing worth knowing: my weeks look very much like one another. I plan my rides two weeks out, I am not a spontaneous person, and I would never decide at eight on a Friday evening to drive to the coast.</w:t>
-      </w:r>
-    </w:p>
-    <w:p>
-      <w:pPr>
-        <w:spacing w:after="120" w:before="200"/>
+        <w:spacing w:after="150"/>
+      </w:pPr>
+      <w:r>
+        <w:t xml:space="preserve">I am a civil engineer for the county, mostly bridges and culverts, I am 31 years old. I have a degree from the state university. Five foot eleven, average build, white and agnostic, but not a very serious one. “My parents live two hours away in my hometown.</w:t>
+      </w:r>
+    </w:p>
+    <w:p>
+      <w:pPr>
+        <w:spacing w:after="150"/>
+      </w:pPr>
+      <w:r>
+        <w:t xml:space="preserve">People tell me I am easy to be around and I think that's mostly true. I check if someone has had a bad week and I usually tell them so, which some people find intrusive. I have never been late, not even once, to pick up anybody at an airport. I would rather book the table than run the evening in a group.</w:t>
+      </w:r>
+    </w:p>
+    <w:p>
+      <w:pPr>
+        <w:spacing w:after="150"/>
+      </w:pPr>
+      <w:r>
+        <w:t xml:space="preserve">I've been working on an old frame in the garage since spring time. Otherwise it's forty or fifty miles most weekends, weather permitting. I cook a proper meal most evenings and that is my favorite part of the day, usually with records rather than a playlist on.</w:t>
+      </w:r>
+    </w:p>
+    <w:p>
+      <w:pPr>
+        <w:spacing w:after="150"/>
+      </w:pPr>
+      <w:r>
+        <w:t xml:space="preserve">If you ride message me or if you want to learn Give me a hand here. Someone funny. One thing to know about my weeks is that they are pretty much the same week to week and I plan my rides 2 weeks in advance. I am not spontaneous, I would never decide on a Friday nite to drive to the coast.</w:t>
+      </w:r>
+    </w:p>
+    <w:p>
+      <w:pPr>
+        <w:spacing w:after="100" w:before="200"/>
       </w:pPr>
       <w:r>
         <w:rPr>
@@ -77,44 +76,52 @@
     </w:p>
     <w:p>
       <w:pPr>
-        <w:spacing w:after="160"/>
-      </w:pPr>
-      <w:r>
-        <w:t xml:space="preserve">I'm 29 and I work as a physical therapist at an outpatient clinic, college degree, then the clinical qualification. Five foot six with an average build, white. Religion rarely crosses my mind; agnostic would be the accurate word. My mother and two brothers are an hour north, where I grew up.</w:t>
-      </w:r>
-    </w:p>
-    <w:p>
-      <w:pPr>
-        <w:spacing w:after="160"/>
-      </w:pPr>
-      <w:r>
-        <w:t xml:space="preserve">I get comfortable with people quickly, which is convenient at work and occasionally exhausting outside it. If I have said I'll be somewhere, I am already parked outside. I take things as they arrive, more than most people expect. I have never wanted to be the person who runs the group, and I stopped pretending otherwise several years ago.</w:t>
-      </w:r>
-    </w:p>
-    <w:p>
-      <w:pPr>
-        <w:spacing w:after="160"/>
-      </w:pPr>
-      <w:r>
-        <w:t xml:space="preserve">Most of my week happens on the bicycle. I commute on it, and then do something long most weekends. My cooking has improved enormously over the past few years. Live music whenever possible, generally in the smaller rooms around town. That accounts for nearly all of it, and I am content with that.</w:t>
-      </w:r>
-    </w:p>
-    <w:p>
-      <w:pPr>
-        <w:spacing w:after="160"/>
-      </w:pPr>
-      <w:r>
-        <w:t xml:space="preserve">What I really want is a spontaneous person. I like making arrangements as I go along, and planning everything a month ahead makes me restless. Somebody funny. Somebody who would come on a long ride without turning it into a race. Mostly I would like a partner who treats last-minute plans as ordinary rather than alarming.</w:t>
-      </w:r>
-    </w:p>
-    <w:p>
-      <w:pPr>
-        <w:spacing w:after="80"/>
-      </w:pPr>
-    </w:p>
-    <w:p>
-      <w:pPr>
-        <w:spacing w:after="160"/>
+        <w:spacing w:after="150"/>
+      </w:pPr>
+      <w:r>
+        <w:t xml:space="preserve">I’m 29 and I’m a physical therapist in an outpatient clinic. Clinically qualified and college educated. Five foot six, average build, white, agnostic, but I don't think about it much. I grew up an hour north with my mom and two brothers who still live nearby.</w:t>
+      </w:r>
+    </w:p>
+    <w:p>
+      <w:pPr>
+        <w:spacing w:after="150"/>
+      </w:pPr>
+      <w:r>
+        <w:t xml:space="preserve">I get attached to people quickly and that’s good at work, but tiring sometimes outside of it. If I say I'm going somewhere, I'm already parked outside. I take things as they come more than most people think. I’ve never wanted to be the person who runs the group, and stopped pretending I did a while ago.</w:t>
+      </w:r>
+    </w:p>
+    <w:p>
+      <w:pPr>
+        <w:spacing w:after="150"/>
+      </w:pPr>
+      <w:r>
+        <w:t xml:space="preserve">The bicycle is most of my week. I commute on it and then do something long on the weekend. I’ve become much better at cooking than I once was. Live music, where possible, usually at the smaller venues. That covers pretty much all of it and that's fine.</w:t>
+      </w:r>
+    </w:p>
+    <w:p>
+      <w:pPr>
+        <w:spacing w:after="150"/>
+      </w:pPr>
+      <w:r>
+        <w:t xml:space="preserve">“I want someone who is spontaneous. I generally like to make arrangements as I go along, planning everything a month in advance makes me restless. Somebody funny, somebody who would take a long ride without rushing me. I mostly want a partner who is easygoing about last-minute plans.</w:t>
+      </w:r>
+    </w:p>
+    <w:p>
+      <w:pPr>
+        <w:pStyle w:val="Heading2"/>
+        <w:spacing w:after="150" w:before="300"/>
+      </w:pPr>
+      <w:r>
+        <w:rPr>
+          <w:b/>
+          <w:bCs/>
+        </w:rPr>
+        <w:t xml:space="preserve">Questions</w:t>
+      </w:r>
+    </w:p>
+    <w:p>
+      <w:pPr>
+        <w:spacing w:after="200"/>
       </w:pPr>
       <w:r>
         <w:t xml:space="preserve">1. How realistic do these two dating profiles appear? (1 = Not at all realistic, 7 = Highly realistic)</w:t>
@@ -122,7 +129,7 @@
     </w:p>
     <w:p>
       <w:pPr>
-        <w:spacing w:after="80"/>
+        <w:spacing w:after="200"/>
       </w:pPr>
       <w:r>
         <w:t xml:space="preserve">2. Which of the following best describes how these profiles were constructed:</w:t>
@@ -130,34 +137,39 @@
     </w:p>
     <w:p>
       <w:pPr>
-        <w:spacing w:after="40"/>
-        <w:ind w:left="720"/>
-      </w:pPr>
-      <w:r>
-        <w:t xml:space="preserve">a. Written by LLMs without human input</w:t>
-      </w:r>
-    </w:p>
-    <w:p>
-      <w:pPr>
-        <w:spacing w:after="40"/>
-        <w:ind w:left="720"/>
-      </w:pPr>
-      <w:r>
-        <w:t xml:space="preserve">b. Written by Humans without LLM assistance</w:t>
-      </w:r>
-    </w:p>
-    <w:p>
-      <w:pPr>
-        <w:spacing w:after="160"/>
-        <w:ind w:left="720"/>
-      </w:pPr>
-      <w:r>
-        <w:t xml:space="preserve">c. Written by human-AI collaboration</w:t>
-      </w:r>
-    </w:p>
-    <w:p>
-      <w:pPr>
-        <w:spacing w:after="160"/>
+        <w:spacing w:after="100"/>
+        <w:ind w:left="360"/>
+      </w:pPr>
+      <w:r>
+        <w:t xml:space="preserve">1. Written by LLMs without human input</w:t>
+      </w:r>
+    </w:p>
+    <w:p>
+      <w:pPr>
+        <w:spacing w:after="100"/>
+        <w:ind w:left="360"/>
+      </w:pPr>
+      <w:r>
+        <w:t xml:space="preserve">2. Written by Humans without LLM assistance</w:t>
+      </w:r>
+    </w:p>
+    <w:p>
+      <w:pPr>
+        <w:spacing w:after="100"/>
+        <w:ind w:left="360"/>
+      </w:pPr>
+      <w:r>
+        <w:t xml:space="preserve">3. Written through human-AI collaboration</w:t>
+      </w:r>
+    </w:p>
+    <w:p>
+      <w:pPr>
+        <w:spacing w:after="100"/>
+      </w:pPr>
+    </w:p>
+    <w:p>
+      <w:pPr>
+        <w:spacing w:after="200"/>
       </w:pPr>
       <w:r>
         <w:t xml:space="preserve">3. On a scale of 0-100 (0 = No compatibility, 100 = Perfect compatibility), rate the compatibility of the pair based on their social and demographic characteristics such as age, ethnicity, religion, education, height, body type, and other relevant background characteristics.</w:t>
@@ -165,15 +177,15 @@
     </w:p>
     <w:p>
       <w:pPr>
-        <w:spacing w:after="160"/>
-      </w:pPr>
-      <w:r>
-        <w:t xml:space="preserve">4. How confident are you in your compatibility rating on social and demographic characteristics? (0 = Not at all confident, 100 = Extremely confident)</w:t>
-      </w:r>
-    </w:p>
-    <w:p>
-      <w:pPr>
-        <w:spacing w:after="160"/>
+        <w:spacing w:after="200"/>
+      </w:pPr>
+      <w:r>
+        <w:t xml:space="preserve">4. How confident are you in your social and demographic rating? (0 = Not at all confident, 100 = Extremely confident)</w:t>
+      </w:r>
+    </w:p>
+    <w:p>
+      <w:pPr>
+        <w:spacing w:after="200"/>
       </w:pPr>
       <w:r>
         <w:t xml:space="preserve">5. On a scale of 0-100 (0 = No compatibility, 100 = Perfect compatibility), rate the compatibility of the pair based on their psychological characteristics, personality, and interpersonal style.</w:t>
@@ -181,15 +193,15 @@
     </w:p>
     <w:p>
       <w:pPr>
-        <w:spacing w:after="160"/>
-      </w:pPr>
-      <w:r>
-        <w:t xml:space="preserve">6. How confident are you in your compatibility rating of their psychological characteristics? (0 = Not at all confident, 100 = Extremely confident)?</w:t>
-      </w:r>
-    </w:p>
-    <w:p>
-      <w:pPr>
-        <w:spacing w:after="160"/>
+        <w:spacing w:after="200"/>
+      </w:pPr>
+      <w:r>
+        <w:t xml:space="preserve">6. How confident are you in your psychological compatibility rating? (0 = Not at all confident, 100 = Extremely confident)?</w:t>
+      </w:r>
+    </w:p>
+    <w:p>
+      <w:pPr>
+        <w:spacing w:after="200"/>
       </w:pPr>
       <w:r>
         <w:t xml:space="preserve">7. On a scale of 0-100 (0 = No compatibility, 100 = Perfect compatibility), rate the compatibility of the pair based on their hobbies, lifestyles, activities, and interests.</w:t>
@@ -197,15 +209,15 @@
     </w:p>
     <w:p>
       <w:pPr>
-        <w:spacing w:after="160"/>
-      </w:pPr>
-      <w:r>
-        <w:t xml:space="preserve">8. How confident are you in your compatibility rating of their hobbies, lifestyle, and interests? (0 = Not at all confident, 100 = Extremely confident)?</w:t>
-      </w:r>
-    </w:p>
-    <w:p>
-      <w:pPr>
-        <w:spacing w:after="160"/>
+        <w:spacing w:after="200"/>
+      </w:pPr>
+      <w:r>
+        <w:t xml:space="preserve">8. How confident are you in your hobbies, lifestyle, and interests compatibility rating? (0 = Not at all confident, 100 = Extremely confident)?</w:t>
+      </w:r>
+    </w:p>
+    <w:p>
+      <w:pPr>
+        <w:spacing w:after="200"/>
       </w:pPr>
       <w:r>
         <w:t xml:space="preserve">9. On a scale of 0-100 (0 = No compatibility, 100 = Perfect compatibility), rate the compatibility of the pair based on their expectations from their partner or relationship.</w:t>
@@ -213,15 +225,15 @@
     </w:p>
     <w:p>
       <w:pPr>
-        <w:spacing w:after="160"/>
-      </w:pPr>
-      <w:r>
-        <w:t xml:space="preserve">10. How confident are you in your compatibility rating of partner expectations? (0 = Not at all confident, 100 = Extremely confident)</w:t>
-      </w:r>
-    </w:p>
-    <w:p>
-      <w:pPr>
-        <w:spacing w:after="160"/>
+        <w:spacing w:after="200"/>
+      </w:pPr>
+      <w:r>
+        <w:t xml:space="preserve">10. How confident are you in your partner-expectation compatibility rating? (0 = Not at all confident, 100 = Extremely confident)</w:t>
+      </w:r>
+    </w:p>
+    <w:p>
+      <w:pPr>
+        <w:spacing w:after="200"/>
       </w:pPr>
       <w:r>
         <w:t xml:space="preserve">11. Considering the profiles as a whole, on a scale of 0-100 (0 = No compatibility, 100 = Perfect compatibility), rate the overall compatibility of the pair?</w:t>
@@ -229,7 +241,7 @@
     </w:p>
     <w:p>
       <w:pPr>
-        <w:spacing w:after="160"/>
+        <w:spacing w:after="200"/>
       </w:pPr>
       <w:r>
         <w:t xml:space="preserve">12. How confident are you in your overall compatibility rating? (0 = Not at all confident, 100 = Extremely confident)?</w:t>
@@ -237,24 +249,23 @@
     </w:p>
     <w:p>
       <w:pPr>
-        <w:spacing w:after="80"/>
-      </w:pPr>
-      <w:r>
-        <w:t xml:space="preserve">13. List up to five distinct factors that most influenced your overall compatibility rating, ordered from most important to least important. If you have more than five distinct factors, create a sixth factor labeled “Other” to account for all the factors that did not fit into the first five.</w:t>
-      </w:r>
-    </w:p>
-    <w:p>
-      <w:pPr>
         <w:spacing w:after="60"/>
       </w:pPr>
       <w:r>
+        <w:t xml:space="preserve">13. List up to five distinct factors that most influenced your overall compatibility rating, ordered from most important to least important. If you have more than five distinct factors, create a sixth factor labeled "Other" to account for all the factors that did not fit into the first five.</w:t>
+      </w:r>
+    </w:p>
+    <w:p>
+      <w:pPr>
+        <w:spacing w:after="60"/>
+      </w:pPr>
+      <w:r>
         <w:t xml:space="preserve">For each factor:</w:t>
       </w:r>
     </w:p>
     <w:p>
       <w:pPr>
-        <w:spacing w:after="40"/>
-        <w:ind w:left="720"/>
+        <w:spacing w:after="60"/>
       </w:pPr>
       <w:r>
         <w:t xml:space="preserve">(1) Briefly indicate whether it increased or decreased compatibility; and</w:t>
@@ -262,8 +273,7 @@
     </w:p>
     <w:p>
       <w:pPr>
-        <w:spacing w:after="160"/>
-        <w:ind w:left="720"/>
+        <w:spacing w:after="200"/>
       </w:pPr>
       <w:r>
         <w:t xml:space="preserve">(2) Distribute 100 points over all factors you just listed relative to their importance toward your overall compatibility rating. Assign more points based on the importance of the factor. However, the total points assigned to all factors must add to 100.</w:t>
@@ -271,18 +281,14 @@
     </w:p>
     <w:p>
       <w:pPr>
-        <w:spacing w:after="160"/>
-      </w:pPr>
-      <w:r>
-        <w:t xml:space="preserve">Please return a numeric value for Items 1 through 12.</w:t>
-      </w:r>
-    </w:p>
-    <w:p>
-      <w:pPr>
-        <w:spacing w:after="160"/>
-      </w:pPr>
-      <w:r>
-        <w:t xml:space="preserve">For Item 13, return an ordered list of distinct factors, indicating whether the factor increased or decreased compatibility. In addition, for each factor return a numeric value of relative importance.</w:t>
+        <w:spacing w:before="200"/>
+      </w:pPr>
+      <w:r>
+        <w:rPr>
+          <w:i/>
+          <w:iCs/>
+        </w:rPr>
+        <w:t xml:space="preserve">Please return a numeric value for Items 1 through 12. For Item 13, return an ordered list of distinct factors, indicating whether the factor increased or decreased compatibility. In addition, for each factor return a numeric value of relative importance.</w:t>
       </w:r>
     </w:p>
     <w:sectPr>
